--- a/Firewalls/Creating Firewalls part1.docx
+++ b/Firewalls/Creating Firewalls part1.docx
@@ -7,6 +7,7 @@
         <w:t xml:space="preserve">Firewalls </w:t>
       </w:r>
     </w:p>
+    <w:p/>
     <w:p>
       <w:pPr>
         <w:pStyle w:val="ListParagraph"/>
@@ -16,7 +17,123 @@
         </w:numPr>
       </w:pPr>
       <w:r>
-        <w:t>Essential Firewall Commands:</w:t>
+        <w:t xml:space="preserve">Use </w:t>
+      </w:r>
+      <w:r>
+        <w:rPr>
+          <w:b/>
+          <w:bCs/>
+        </w:rPr>
+        <w:t>Microsoft website</w:t>
+      </w:r>
+      <w:r>
+        <w:rPr>
+          <w:b/>
+          <w:bCs/>
+        </w:rPr>
+        <w:t>: Microsoft.com</w:t>
+      </w:r>
+      <w:r>
+        <w:t xml:space="preserve"> &gt;</w:t>
+      </w:r>
+      <w:r>
+        <w:t xml:space="preserve"> </w:t>
+      </w:r>
+      <w:r>
+        <w:rPr>
+          <w:b/>
+          <w:bCs/>
+        </w:rPr>
+        <w:t>Click on Learn all the way at the bottom of the page</w:t>
+      </w:r>
+      <w:r>
+        <w:t xml:space="preserve"> &gt; </w:t>
+      </w:r>
+      <w:r>
+        <w:t xml:space="preserve"> </w:t>
+      </w:r>
+      <w:r>
+        <w:rPr>
+          <w:b/>
+          <w:bCs/>
+        </w:rPr>
+        <w:t>Click the three dashes next to Learn</w:t>
+      </w:r>
+      <w:r>
+        <w:t xml:space="preserve"> &gt; </w:t>
+      </w:r>
+      <w:r>
+        <w:rPr>
+          <w:b/>
+          <w:bCs/>
+        </w:rPr>
+        <w:t>Click documentation</w:t>
+      </w:r>
+      <w:r>
+        <w:t xml:space="preserve"> &gt; </w:t>
+      </w:r>
+      <w:r>
+        <w:rPr>
+          <w:b/>
+          <w:bCs/>
+        </w:rPr>
+        <w:t>Next click Browse all product documentation under Discover AI, Azure, and Copilot essentials</w:t>
+      </w:r>
+      <w:r>
+        <w:t xml:space="preserve"> &gt; </w:t>
+      </w:r>
+      <w:r>
+        <w:t xml:space="preserve">Scroll down to </w:t>
+      </w:r>
+      <w:r>
+        <w:rPr>
+          <w:b/>
+          <w:bCs/>
+        </w:rPr>
+        <w:t>Windows Server</w:t>
+      </w:r>
+      <w:r>
+        <w:t xml:space="preserve"> &gt; Once you click on Windows Servers  scroll down to </w:t>
+      </w:r>
+      <w:r>
+        <w:rPr>
+          <w:b/>
+          <w:bCs/>
+        </w:rPr>
+        <w:t>Command references</w:t>
+      </w:r>
+      <w:r>
+        <w:t xml:space="preserve"> where you will see </w:t>
+      </w:r>
+      <w:r>
+        <w:rPr>
+          <w:b/>
+          <w:bCs/>
+        </w:rPr>
+        <w:t xml:space="preserve">Powershell Modules reference </w:t>
+      </w:r>
+      <w:r>
+        <w:t>or</w:t>
+      </w:r>
+      <w:r>
+        <w:rPr>
+          <w:b/>
+          <w:bCs/>
+        </w:rPr>
+        <w:t xml:space="preserve"> Windows Commands references</w:t>
+      </w:r>
+      <w:r>
+        <w:t xml:space="preserve"> &gt; Under Command-line reference A-Z select </w:t>
+      </w:r>
+      <w:r>
+        <w:rPr>
+          <w:b/>
+          <w:bCs/>
+        </w:rPr>
+        <w:t>netsh</w:t>
+      </w:r>
+      <w:r>
+        <w:t xml:space="preserve"> for more commands with this software. </w:t>
       </w:r>
     </w:p>
     <w:p>
@@ -26,9 +143,33 @@
           <w:ilvl w:val="1"/>
           <w:numId w:val="1"/>
         </w:numPr>
-      </w:pPr>
-      <w:r>
-        <w:t xml:space="preserve">Turn Firewall On </w:t>
+        <w:rPr>
+          <w:b/>
+          <w:bCs/>
+          <w:sz w:val="32"/>
+          <w:szCs w:val="32"/>
+          <w:highlight w:val="cyan"/>
+        </w:rPr>
+      </w:pPr>
+      <w:r>
+        <w:rPr>
+          <w:b/>
+          <w:bCs/>
+          <w:sz w:val="32"/>
+          <w:szCs w:val="32"/>
+          <w:highlight w:val="cyan"/>
+        </w:rPr>
+        <w:t>Essential Firewall Commands:</w:t>
+      </w:r>
+      <w:r>
+        <w:rPr>
+          <w:b/>
+          <w:bCs/>
+          <w:sz w:val="32"/>
+          <w:szCs w:val="32"/>
+          <w:highlight w:val="cyan"/>
+        </w:rPr>
+        <w:t xml:space="preserve"> Using Network Shell (netsh) </w:t>
       </w:r>
     </w:p>
     <w:p>
@@ -40,10 +181,163 @@
         </w:numPr>
       </w:pPr>
       <w:r>
+        <w:t xml:space="preserve">This is a comprehensive command-line utility for configuring, managing, and monitoring network components and server roles on Windows and Windows Server systems. </w:t>
+      </w:r>
+    </w:p>
+    <w:p>
+      <w:pPr>
+        <w:pStyle w:val="ListParagraph"/>
+        <w:numPr>
+          <w:ilvl w:val="3"/>
+          <w:numId w:val="1"/>
+        </w:numPr>
+      </w:pPr>
+      <w:r>
+        <w:t xml:space="preserve">You can view and modify network settings, automate tasks, and troubleshoot network issues locally or remotely. </w:t>
+      </w:r>
+    </w:p>
+    <w:p>
+      <w:pPr>
+        <w:pStyle w:val="ListParagraph"/>
+        <w:numPr>
+          <w:ilvl w:val="2"/>
+          <w:numId w:val="1"/>
+        </w:numPr>
+      </w:pPr>
+      <w:r>
+        <w:t xml:space="preserve">Turn Firewall On </w:t>
+      </w:r>
+    </w:p>
+    <w:p>
+      <w:pPr>
+        <w:pStyle w:val="ListParagraph"/>
+        <w:numPr>
+          <w:ilvl w:val="3"/>
+          <w:numId w:val="1"/>
+        </w:numPr>
+      </w:pPr>
+      <w:r>
         <w:t xml:space="preserve">Type: </w:t>
       </w:r>
       <w:r>
-        <w:t>netsh advfirewall set allprofiles state on</w:t>
+        <w:t xml:space="preserve">netsh advfirewall set allprofiles state </w:t>
+      </w:r>
+      <w:r>
+        <w:rPr>
+          <w:highlight w:val="yellow"/>
+        </w:rPr>
+        <w:t>on</w:t>
+      </w:r>
+    </w:p>
+    <w:p>
+      <w:pPr>
+        <w:pStyle w:val="ListParagraph"/>
+        <w:numPr>
+          <w:ilvl w:val="2"/>
+          <w:numId w:val="1"/>
+        </w:numPr>
+      </w:pPr>
+      <w:r>
+        <w:t>Turn Firewall Off:</w:t>
+      </w:r>
+    </w:p>
+    <w:p>
+      <w:pPr>
+        <w:pStyle w:val="ListParagraph"/>
+        <w:numPr>
+          <w:ilvl w:val="3"/>
+          <w:numId w:val="1"/>
+        </w:numPr>
+      </w:pPr>
+      <w:r>
+        <w:t xml:space="preserve">Type: </w:t>
+      </w:r>
+      <w:r>
+        <w:t xml:space="preserve">netsh advfirewall set allprofiles state </w:t>
+      </w:r>
+      <w:r>
+        <w:rPr>
+          <w:highlight w:val="yellow"/>
+        </w:rPr>
+        <w:t>off</w:t>
+      </w:r>
+    </w:p>
+    <w:p>
+      <w:pPr>
+        <w:pStyle w:val="ListParagraph"/>
+        <w:numPr>
+          <w:ilvl w:val="2"/>
+          <w:numId w:val="1"/>
+        </w:numPr>
+      </w:pPr>
+      <w:r>
+        <w:t xml:space="preserve">Check Firewall status: </w:t>
+      </w:r>
+    </w:p>
+    <w:p>
+      <w:pPr>
+        <w:pStyle w:val="ListParagraph"/>
+        <w:numPr>
+          <w:ilvl w:val="3"/>
+          <w:numId w:val="1"/>
+        </w:numPr>
+      </w:pPr>
+      <w:r>
+        <w:t>netsh advfirewall show allprofiles</w:t>
+      </w:r>
+    </w:p>
+    <w:p>
+      <w:pPr>
+        <w:pStyle w:val="ListParagraph"/>
+        <w:numPr>
+          <w:ilvl w:val="2"/>
+          <w:numId w:val="1"/>
+        </w:numPr>
+      </w:pPr>
+      <w:r>
+        <w:t>Open a port: (example Port 80)</w:t>
+      </w:r>
+    </w:p>
+    <w:p>
+      <w:pPr>
+        <w:pStyle w:val="ListParagraph"/>
+        <w:numPr>
+          <w:ilvl w:val="3"/>
+          <w:numId w:val="1"/>
+        </w:numPr>
+      </w:pPr>
+      <w:r>
+        <w:t xml:space="preserve">Type: </w:t>
+      </w:r>
+      <w:r>
+        <w:t>netsh advfirewall firewall add rule name="Open Port 80" dir=in action=allow protocol=TCP localport=80</w:t>
+      </w:r>
+    </w:p>
+    <w:p>
+      <w:pPr>
+        <w:pStyle w:val="ListParagraph"/>
+        <w:numPr>
+          <w:ilvl w:val="2"/>
+          <w:numId w:val="1"/>
+        </w:numPr>
+      </w:pPr>
+      <w:r>
+        <w:t>Block a program:</w:t>
+      </w:r>
+    </w:p>
+    <w:p>
+      <w:pPr>
+        <w:pStyle w:val="ListParagraph"/>
+        <w:numPr>
+          <w:ilvl w:val="3"/>
+          <w:numId w:val="1"/>
+        </w:numPr>
+      </w:pPr>
+      <w:r>
+        <w:t xml:space="preserve">Type: </w:t>
+      </w:r>
+      <w:r>
+        <w:t>netsh advfirewall firewall add rule name="Block App" dir=in program="C:\path\to\app.exe" action=block</w:t>
       </w:r>
     </w:p>
     <w:p>
@@ -55,7 +349,31 @@
         </w:numPr>
       </w:pPr>
       <w:r>
-        <w:t>Turn Firewall Off:</w:t>
+        <w:t xml:space="preserve">You must have elevated permissions to change firewall settings. </w:t>
+      </w:r>
+    </w:p>
+    <w:p>
+      <w:pPr>
+        <w:pStyle w:val="ListParagraph"/>
+        <w:numPr>
+          <w:ilvl w:val="1"/>
+          <w:numId w:val="1"/>
+        </w:numPr>
+      </w:pPr>
+      <w:r>
+        <w:t xml:space="preserve">Firewall settings can be applied to domain, private, or public profiles or allprofiles. </w:t>
+      </w:r>
+    </w:p>
+    <w:p>
+      <w:pPr>
+        <w:pStyle w:val="ListParagraph"/>
+        <w:numPr>
+          <w:ilvl w:val="1"/>
+          <w:numId w:val="1"/>
+        </w:numPr>
+      </w:pPr>
+      <w:r>
+        <w:t xml:space="preserve">Type wf.msc in command prompt to quickly open the advanced security GUI. </w:t>
       </w:r>
     </w:p>
     <w:p>
@@ -67,10 +385,13 @@
         </w:numPr>
       </w:pPr>
       <w:r>
-        <w:t xml:space="preserve">Type: </w:t>
-      </w:r>
-      <w:r>
-        <w:t>netsh advfirewall set allprofiles state off</w:t>
+        <w:t xml:space="preserve">Note: you can fully configure the window firewall via the command line using netsh </w:t>
+      </w:r>
+      <w:r>
+        <w:t>advfirewall in</w:t>
+      </w:r>
+      <w:r>
+        <w:t xml:space="preserve"> command prompt or powershell. </w:t>
       </w:r>
     </w:p>
     <w:p>
@@ -82,19 +403,7 @@
         </w:numPr>
       </w:pPr>
       <w:r>
-        <w:t xml:space="preserve">Check Firewall status: </w:t>
-      </w:r>
-    </w:p>
-    <w:p>
-      <w:pPr>
-        <w:pStyle w:val="ListParagraph"/>
-        <w:numPr>
-          <w:ilvl w:val="2"/>
-          <w:numId w:val="1"/>
-        </w:numPr>
-      </w:pPr>
-      <w:r>
-        <w:t>netsh advfirewall show allprofiles</w:t>
+        <w:t xml:space="preserve">You have to run as administrator. </w:t>
       </w:r>
     </w:p>
     <w:p>
@@ -102,126 +411,6 @@
         <w:pStyle w:val="ListParagraph"/>
         <w:numPr>
           <w:ilvl w:val="1"/>
-          <w:numId w:val="1"/>
-        </w:numPr>
-      </w:pPr>
-      <w:r>
-        <w:t>Open a port: (example Port 80)</w:t>
-      </w:r>
-    </w:p>
-    <w:p>
-      <w:pPr>
-        <w:pStyle w:val="ListParagraph"/>
-        <w:numPr>
-          <w:ilvl w:val="2"/>
-          <w:numId w:val="1"/>
-        </w:numPr>
-      </w:pPr>
-      <w:r>
-        <w:t xml:space="preserve">Type: </w:t>
-      </w:r>
-      <w:r>
-        <w:t>netsh advfirewall firewall add rule name="Open Port 80" dir=in action=allow protocol=TCP localport=80</w:t>
-      </w:r>
-    </w:p>
-    <w:p>
-      <w:pPr>
-        <w:pStyle w:val="ListParagraph"/>
-        <w:numPr>
-          <w:ilvl w:val="1"/>
-          <w:numId w:val="1"/>
-        </w:numPr>
-      </w:pPr>
-      <w:r>
-        <w:t>Block a program:</w:t>
-      </w:r>
-    </w:p>
-    <w:p>
-      <w:pPr>
-        <w:pStyle w:val="ListParagraph"/>
-        <w:numPr>
-          <w:ilvl w:val="2"/>
-          <w:numId w:val="1"/>
-        </w:numPr>
-      </w:pPr>
-      <w:r>
-        <w:t xml:space="preserve">Type: </w:t>
-      </w:r>
-      <w:r>
-        <w:t>netsh advfirewall firewall add rule name="Block App" dir=in program="C:\path\to\app.exe" action=block</w:t>
-      </w:r>
-    </w:p>
-    <w:p>
-      <w:pPr>
-        <w:pStyle w:val="ListParagraph"/>
-        <w:numPr>
-          <w:ilvl w:val="0"/>
-          <w:numId w:val="1"/>
-        </w:numPr>
-      </w:pPr>
-      <w:r>
-        <w:t xml:space="preserve">You must have elevated permissions to change firewall settings. </w:t>
-      </w:r>
-    </w:p>
-    <w:p>
-      <w:pPr>
-        <w:pStyle w:val="ListParagraph"/>
-        <w:numPr>
-          <w:ilvl w:val="0"/>
-          <w:numId w:val="1"/>
-        </w:numPr>
-      </w:pPr>
-      <w:r>
-        <w:t xml:space="preserve">Firewall settings can be applied to domain, private, or public profiles or allprofiles. </w:t>
-      </w:r>
-    </w:p>
-    <w:p>
-      <w:pPr>
-        <w:pStyle w:val="ListParagraph"/>
-        <w:numPr>
-          <w:ilvl w:val="0"/>
-          <w:numId w:val="1"/>
-        </w:numPr>
-      </w:pPr>
-      <w:r>
-        <w:t xml:space="preserve">Type wf.msc in command prompt to quickly open the advanced security GUI. </w:t>
-      </w:r>
-    </w:p>
-    <w:p>
-      <w:pPr>
-        <w:pStyle w:val="ListParagraph"/>
-        <w:numPr>
-          <w:ilvl w:val="0"/>
-          <w:numId w:val="1"/>
-        </w:numPr>
-      </w:pPr>
-      <w:r>
-        <w:t xml:space="preserve">Note: you can fully configure the window firewall via the command line using netsh </w:t>
-      </w:r>
-      <w:r>
-        <w:t>advfirewall in</w:t>
-      </w:r>
-      <w:r>
-        <w:t xml:space="preserve"> command prompt or powershell. </w:t>
-      </w:r>
-    </w:p>
-    <w:p>
-      <w:pPr>
-        <w:pStyle w:val="ListParagraph"/>
-        <w:numPr>
-          <w:ilvl w:val="1"/>
-          <w:numId w:val="1"/>
-        </w:numPr>
-      </w:pPr>
-      <w:r>
-        <w:t xml:space="preserve">You have to run as administrator. </w:t>
-      </w:r>
-    </w:p>
-    <w:p>
-      <w:pPr>
-        <w:pStyle w:val="ListParagraph"/>
-        <w:numPr>
-          <w:ilvl w:val="0"/>
           <w:numId w:val="1"/>
         </w:numPr>
       </w:pPr>
@@ -286,6 +475,7 @@
         </w:numPr>
       </w:pPr>
       <w:r>
+        <w:lastRenderedPageBreak/>
         <w:t>Creating a new partition on the second drive so that you can run/install Linux</w:t>
       </w:r>
       <w:r>
@@ -387,7 +577,6 @@
         </w:numPr>
       </w:pPr>
       <w:r>
-        <w:lastRenderedPageBreak/>
         <w:t xml:space="preserve">Easy to write; massive libraries for security tasks. </w:t>
       </w:r>
     </w:p>
@@ -526,6 +715,7 @@
     </w:p>
     <w:p>
       <w:r>
+        <w:lastRenderedPageBreak/>
         <w:t xml:space="preserve">    -</w:t>
       </w:r>
       <w:proofErr w:type="spellStart"/>
@@ -647,7 +837,6 @@
         </w:numPr>
       </w:pPr>
       <w:r>
-        <w:lastRenderedPageBreak/>
         <w:t xml:space="preserve">Caution: Be extremely careful not to block your own IP address especially if you are connecting to a remote server via SSH, as you will be immediately locked out. </w:t>
       </w:r>
     </w:p>
@@ -703,7 +892,15 @@
         </w:numPr>
       </w:pPr>
       <w:r>
-        <w:t xml:space="preserve">Specifically Layer 3 (Networking/IP) and Layer 4 ( Transport/TCP/UDP). This is where firewalls do 90% of their work. </w:t>
+        <w:t xml:space="preserve">Specifically Layer 3 (Networking/IP) and Layer 4 </w:t>
+      </w:r>
+      <w:proofErr w:type="gramStart"/>
+      <w:r>
+        <w:t>( Transport</w:t>
+      </w:r>
+      <w:proofErr w:type="gramEnd"/>
+      <w:r>
+        <w:t xml:space="preserve">/TCP/UDP). This is where firewalls do 90% of their work. </w:t>
       </w:r>
     </w:p>
     <w:p>
@@ -802,6 +999,7 @@
         </w:numPr>
       </w:pPr>
       <w:r>
+        <w:lastRenderedPageBreak/>
         <w:t xml:space="preserve">This is the industry-standard Python Library for “packet crafting” and sniffing. It allows you to intercept a packet, read its source IP, and “drop” it if it doesn’t meet your criteria. </w:t>
       </w:r>
     </w:p>
@@ -917,7 +1115,6 @@
         </w:numPr>
       </w:pPr>
       <w:r>
-        <w:lastRenderedPageBreak/>
         <w:t>Modify your sniffer to print "ALERT!" only when it sees a packet from a specific IP you've chosen.</w:t>
       </w:r>
     </w:p>
@@ -1125,23 +1322,15 @@
         </w:numPr>
       </w:pPr>
       <w:r>
+        <w:lastRenderedPageBreak/>
         <w:t xml:space="preserve">Professionals use a library called </w:t>
       </w:r>
-      <w:proofErr w:type="spellStart"/>
       <w:r>
         <w:rPr>
           <w:b/>
           <w:bCs/>
         </w:rPr>
-        <w:t>yara</w:t>
-      </w:r>
-      <w:proofErr w:type="spellEnd"/>
-      <w:r>
-        <w:rPr>
-          <w:b/>
-          <w:bCs/>
-        </w:rPr>
-        <w:t>-python</w:t>
+        <w:t>yara-python</w:t>
       </w:r>
       <w:r>
         <w:t>. YARA allows you to use "rules" (descriptions of malware patterns) to scan files for known malicious code</w:t>
@@ -1205,23 +1394,7 @@
         </w:numPr>
       </w:pPr>
       <w:r>
-        <w:t xml:space="preserve">You can use Python's </w:t>
-      </w:r>
-      <w:proofErr w:type="spellStart"/>
-      <w:r>
-        <w:t>hashlib</w:t>
-      </w:r>
-      <w:proofErr w:type="spellEnd"/>
-      <w:r>
-        <w:t xml:space="preserve"> to create a "fingerprint" (an MD5 or SHA-256 hash) of every file on your drive. You can then use an API to check those fingerprints against databases like </w:t>
-      </w:r>
-      <w:proofErr w:type="spellStart"/>
-      <w:r>
-        <w:t>VirusTotal</w:t>
-      </w:r>
-      <w:proofErr w:type="spellEnd"/>
-      <w:r>
-        <w:t xml:space="preserve"> to see if anyone else has flagged them as malware.</w:t>
+        <w:t>You can use Python's hashlib to create a "fingerprint" (an MD5 or SHA-256 hash) of every file on your drive. You can then use an API to check those fingerprints against databases like VirusTotal to see if anyone else has flagged them as malware.</w:t>
       </w:r>
       <w:r>
         <w:t xml:space="preserve">  </w:t>
@@ -1721,7 +1894,7 @@
         <w:ind w:left="2160" w:hanging="180"/>
       </w:pPr>
     </w:lvl>
-    <w:lvl w:ilvl="3" w:tplc="0409000F" w:tentative="1">
+    <w:lvl w:ilvl="3" w:tplc="0409000F">
       <w:start w:val="1"/>
       <w:numFmt w:val="decimal"/>
       <w:lvlText w:val="%4."/>
@@ -2492,6 +2665,7 @@
   <w:style w:type="character" w:default="1" w:styleId="DefaultParagraphFont">
     <w:name w:val="Default Paragraph Font"/>
     <w:uiPriority w:val="1"/>
+    <w:semiHidden/>
     <w:unhideWhenUsed/>
   </w:style>
   <w:style w:type="table" w:default="1" w:styleId="TableNormal">
